--- a/apps/resume/tests/fixtures/jobright-sample.docx
+++ b/apps/resume/tests/fixtures/jobright-sample.docx
@@ -6464,7 +6464,7 @@
           <w:b w:val="true"/>
           <w:i w:val="false"/>
         </w:rPr>
-        <w:t xml:space="preserve">Northwind Athletics Jan 2026 - Present</w:t>
+        <w:t xml:space="preserve">Northwind Athletics Nov 2022 - Present</w:t>
       </w:r>
       <w:r>
         <w:rPr>
@@ -17964,7 +17964,7 @@
           <w:b w:val="true"/>
           <w:i w:val="false"/>
         </w:rPr>
-        <w:t xml:space="preserve">Beacon Nonprofit Group Oct 2024 - Jan 2026</w:t>
+        <w:t xml:space="preserve">Beacon Nonprofit Group Aug 2021 - Nov 2022</w:t>
       </w:r>
       <w:r>
         <w:rPr>
@@ -24369,7 +24369,7 @@
           <w:b w:val="true"/>
           <w:i w:val="false"/>
         </w:rPr>
-        <w:t xml:space="preserve">Halbrook Advisory Jan 2024 - Oct 2024</w:t>
+        <w:t xml:space="preserve">Halbrook Advisory Nov 2020 - Aug 2021</w:t>
       </w:r>
       <w:r>
         <w:rPr>
@@ -28489,7 +28489,7 @@
           <w:b w:val="true"/>
           <w:i w:val="false"/>
         </w:rPr>
-        <w:t xml:space="preserve">Cardinal Engineering May 2022 - Feb 2024</w:t>
+        <w:t xml:space="preserve">Cardinal Engineering Mar 2019 - Dec 2020</w:t>
       </w:r>
       <w:r>
         <w:rPr>
@@ -32605,7 +32605,7 @@
           <w:b w:val="true"/>
           <w:i w:val="false"/>
         </w:rPr>
-        <w:t xml:space="preserve">Trellis Construction Group Sep 2017 - Apr 2022</w:t>
+        <w:t xml:space="preserve">Trellis Construction Group Jul 2014 - Feb 2019</w:t>
       </w:r>
       <w:r>
         <w:rPr>
@@ -40233,7 +40233,7 @@
           <w:b w:val="true"/>
           <w:i w:val="false"/>
         </w:rPr>
-        <w:t xml:space="preserve">Riverside Community CollegeDec 2009</w:t>
+        <w:t xml:space="preserve">Fernhollow Fixture CollegeOct 2006</w:t>
       </w:r>
       <w:r>
         <w:rPr>
@@ -40535,7 +40535,7 @@
                           <w:b w:val="true"/>
                           <w:i w:val="false"/>
                         </w:rPr>
-                        <w:t xml:space="preserve">Dec 2009</w:t>
+                        <w:t xml:space="preserve">Oct 2006</w:t>
                       </w:r>
                       <w:r>
                         <w:rPr>
@@ -40925,7 +40925,7 @@
           <w:b w:val="false"/>
           <w:i w:val="false"/>
         </w:rPr>
-        <w:t xml:space="preserve">Platform Certified Administrator: Mar 2024</w:t>
+        <w:t xml:space="preserve">Platform Certified Administrator: Jan 2021</w:t>
       </w:r>
       <w:r>
         <w:rPr>
@@ -41208,7 +41208,7 @@
           <w:b w:val="false"/>
           <w:i w:val="false"/>
         </w:rPr>
-        <w:t xml:space="preserve">Platform Certified Business Analyst: Dec 2024</w:t>
+        <w:t xml:space="preserve">Platform Certified Business Analyst: Oct 2021</w:t>
       </w:r>
       <w:r>
         <w:rPr>
